--- a/Software Engineering 1/TS31_Statisfied_Title3_AquaRoute_Proposal.docx
+++ b/Software Engineering 1/TS31_Statisfied_Title3_AquaRoute_Proposal.docx
@@ -409,7 +409,7 @@
                 <w:rFonts w:cs="Times New Roman"/>
                 <w:b/>
               </w:rPr>
-              <w:t>AquaRoute: A Delivery Demand Prediction Model Using Machine Learning and a Route Optimization System for Dr. Pi Oxygenated Water</w:t>
+              <w:t>AquaRoute: A Demand Prediction Model and Route Optimization System for Dr. Pi Oxygenated Water</w:t>
             </w:r>
           </w:p>
         </w:tc>

--- a/Software Engineering 1/TS31_Statisfied_Title3_AquaRoute_Proposal.docx
+++ b/Software Engineering 1/TS31_Statisfied_Title3_AquaRoute_Proposal.docx
@@ -1108,7 +1108,7 @@
                       <w:rFonts w:cs="Times New Roman"/>
                       <w:sz w:val="22"/>
                     </w:rPr>
-                    <w:t>Chronological train/test split or rolling-origin validation for forecasts, measured using MAE, RMSE, and WAPE. Route performance assessed through total distance, estimated travel time, capacity violations, and solver time; compare the same order sets against existing/manual routes or a defined baseline.</w:t>
+                    <w:t>Chronological split by date, about 70% for training, 15% for validation and 15% for the final test, or rolling-origin validation, for forecasts, measured using MAE, RMSE, and WAPE. Route performance assessed through total distance, estimated travel time, capacity violations, and solver time; compare the same order sets against existing/manual routes or a defined baseline.</w:t>
                   </w:r>
                 </w:p>
               </w:tc>
@@ -1418,7 +1418,7 @@
               <w:rPr>
                 <w:rFonts w:cs="Times New Roman"/>
               </w:rPr>
-              <w:t>4. To compare XGBoost with seasonal naive and Random Forest baselines using chronological evaluation and MAE, RMSE, and WAPE.</w:t>
+              <w:t>4. To compare XGBoost with seasonal naive and Random Forest baselines using chronological evaluation (about 70% / 15% / 15% by date for training, validation and test) and MAE, RMSE, and WAPE.</w:t>
             </w:r>
           </w:p>
           <w:p>
